--- a/2520030529_Practical/Practical - 03/PARTICAL 03.docx
+++ b/2520030529_Practical/Practical - 03/PARTICAL 03.docx
@@ -48,119 +48,111 @@
           <w:bCs/>
           <w:lang w:val="en-US"/>
         </w:rPr>
-        <w:t xml:space="preserve">WEEK-03 PARTICAL </w:t>
-      </w:r>
-    </w:p>
-    <w:p>
-      <w:pPr>
-        <w:rPr>
-          <w:lang w:val="en-US"/>
-        </w:rPr>
-      </w:pPr>
-    </w:p>
-    <w:p>
-      <w:pPr>
-        <w:rPr>
-          <w:lang w:val="en-US"/>
-        </w:rPr>
-      </w:pPr>
-      <w:r>
-        <w:rPr>
-          <w:lang w:val="en-US"/>
-        </w:rPr>
-        <w:t xml:space="preserve">                                                                                                                         </w:t>
-      </w:r>
-      <w:proofErr w:type="gramStart"/>
-      <w:r>
-        <w:rPr>
-          <w:lang w:val="en-US"/>
-        </w:rPr>
-        <w:t>NAME :</w:t>
-      </w:r>
-      <w:proofErr w:type="gramEnd"/>
-      <w:r>
-        <w:rPr>
-          <w:lang w:val="en-US"/>
-        </w:rPr>
-        <w:t xml:space="preserve"> BANDARU THRINADH</w:t>
-      </w:r>
-    </w:p>
-    <w:p>
-      <w:pPr>
-        <w:rPr>
-          <w:lang w:val="en-US"/>
-        </w:rPr>
-      </w:pPr>
-      <w:r>
-        <w:rPr>
-          <w:lang w:val="en-US"/>
-        </w:rPr>
-        <w:t xml:space="preserve">                                                                                                                         </w:t>
-      </w:r>
-      <w:r>
-        <w:rPr>
-          <w:lang w:val="en-US"/>
-        </w:rPr>
-        <w:t>ROLL NO: 2520030529</w:t>
-      </w:r>
-    </w:p>
-    <w:p>
-      <w:pPr>
-        <w:rPr>
-          <w:lang w:val="en-US"/>
-        </w:rPr>
-      </w:pPr>
-      <w:r>
-        <w:rPr>
-          <w:lang w:val="en-US"/>
-        </w:rPr>
-        <w:t xml:space="preserve">                                                                                                                         </w:t>
-      </w:r>
-      <w:r>
-        <w:rPr>
-          <w:lang w:val="en-US"/>
-        </w:rPr>
-        <w:t>SECTION :07</w:t>
-      </w:r>
-    </w:p>
-    <w:p>
-      <w:pPr>
-        <w:rPr>
-          <w:lang w:val="en-US"/>
-        </w:rPr>
-      </w:pPr>
-    </w:p>
-    <w:p>
+        <w:t>WEEK-03 PAR</w:t>
+      </w:r>
       <w:r>
         <w:rPr>
           <w:b/>
           <w:bCs/>
           <w:lang w:val="en-US"/>
         </w:rPr>
-        <w:t>&gt;</w:t>
+        <w:t>C</w:t>
       </w:r>
       <w:r>
         <w:rPr>
           <w:b/>
           <w:bCs/>
-        </w:rPr>
-        <w:t xml:space="preserve">Develop a C program using </w:t>
-      </w:r>
-      <w:proofErr w:type="gramStart"/>
+          <w:lang w:val="en-US"/>
+        </w:rPr>
+        <w:t xml:space="preserve">TICAL </w:t>
+      </w:r>
+    </w:p>
+    <w:p>
+      <w:pPr>
+        <w:rPr>
+          <w:lang w:val="en-US"/>
+        </w:rPr>
+      </w:pPr>
+    </w:p>
+    <w:p>
+      <w:pPr>
+        <w:rPr>
+          <w:lang w:val="en-US"/>
+        </w:rPr>
+      </w:pPr>
+      <w:r>
+        <w:rPr>
+          <w:lang w:val="en-US"/>
+        </w:rPr>
+        <w:t xml:space="preserve">                                                                                                                         </w:t>
+      </w:r>
+      <w:r>
+        <w:rPr>
+          <w:lang w:val="en-US"/>
+        </w:rPr>
+        <w:t>NAME : BANDARU THRINADH</w:t>
+      </w:r>
+    </w:p>
+    <w:p>
+      <w:pPr>
+        <w:rPr>
+          <w:lang w:val="en-US"/>
+        </w:rPr>
+      </w:pPr>
+      <w:r>
+        <w:rPr>
+          <w:lang w:val="en-US"/>
+        </w:rPr>
+        <w:t xml:space="preserve">                                                                                                                         </w:t>
+      </w:r>
+      <w:r>
+        <w:rPr>
+          <w:lang w:val="en-US"/>
+        </w:rPr>
+        <w:t>ROLL NO: 2520030529</w:t>
+      </w:r>
+    </w:p>
+    <w:p>
+      <w:pPr>
+        <w:rPr>
+          <w:lang w:val="en-US"/>
+        </w:rPr>
+      </w:pPr>
+      <w:r>
+        <w:rPr>
+          <w:lang w:val="en-US"/>
+        </w:rPr>
+        <w:t xml:space="preserve">                                                                                                                         </w:t>
+      </w:r>
+      <w:r>
+        <w:rPr>
+          <w:lang w:val="en-US"/>
+        </w:rPr>
+        <w:t>SECTION :07</w:t>
+      </w:r>
+    </w:p>
+    <w:p>
+      <w:pPr>
+        <w:rPr>
+          <w:lang w:val="en-US"/>
+        </w:rPr>
+      </w:pPr>
+    </w:p>
+    <w:p>
       <w:r>
         <w:rPr>
           <w:b/>
           <w:bCs/>
-        </w:rPr>
-        <w:t>fork(</w:t>
-      </w:r>
-      <w:proofErr w:type="gramEnd"/>
+          <w:lang w:val="en-US"/>
+        </w:rPr>
+        <w:t>&gt;</w:t>
+      </w:r>
       <w:r>
         <w:rPr>
           <w:b/>
           <w:bCs/>
         </w:rPr>
-        <w:t>) that creates a parent and child process. Display the Process ID (PID), Parent Process ID (PPID), and process states at different stages of execution</w:t>
+        <w:t>Develop a C program using fork() that creates a parent and child process. Display the Process ID (PID), Parent Process ID (PPID), and process states at different stages of execution</w:t>
       </w:r>
       <w:r>
         <w:t>.</w:t>
@@ -179,164 +171,48 @@
     </w:p>
     <w:p>
       <w:r>
-        <w:t xml:space="preserve">int </w:t>
-      </w:r>
-      <w:proofErr w:type="gramStart"/>
-      <w:r>
-        <w:t>main(</w:t>
-      </w:r>
-      <w:proofErr w:type="gramEnd"/>
-      <w:r>
-        <w:t>) {</w:t>
-      </w:r>
-    </w:p>
-    <w:p>
-      <w:r>
-        <w:t xml:space="preserve">int </w:t>
-      </w:r>
-      <w:proofErr w:type="spellStart"/>
-      <w:r>
-        <w:t>pid</w:t>
-      </w:r>
-      <w:proofErr w:type="spellEnd"/>
-      <w:r>
-        <w:t>;</w:t>
-      </w:r>
-    </w:p>
-    <w:p>
-      <w:proofErr w:type="spellStart"/>
-      <w:r>
-        <w:t>pid</w:t>
-      </w:r>
-      <w:proofErr w:type="spellEnd"/>
-      <w:r>
-        <w:t>=</w:t>
-      </w:r>
-      <w:proofErr w:type="gramStart"/>
-      <w:r>
-        <w:t>fork(</w:t>
-      </w:r>
-      <w:proofErr w:type="gramEnd"/>
-      <w:r>
-        <w:t>);</w:t>
+        <w:t>int main() {</w:t>
+      </w:r>
+    </w:p>
+    <w:p>
+      <w:r>
+        <w:t>int pid;</w:t>
+      </w:r>
+    </w:p>
+    <w:p>
+      <w:r>
+        <w:t>pid=fork();</w:t>
       </w:r>
     </w:p>
     <w:p/>
     <w:p>
       <w:r>
-        <w:t>if(</w:t>
-      </w:r>
-      <w:proofErr w:type="spellStart"/>
-      <w:r>
-        <w:t>pid</w:t>
-      </w:r>
-      <w:proofErr w:type="spellEnd"/>
-      <w:r>
-        <w:t>&lt;0)</w:t>
-      </w:r>
-    </w:p>
-    <w:p>
-      <w:proofErr w:type="spellStart"/>
-      <w:proofErr w:type="gramStart"/>
-      <w:r>
-        <w:t>printf</w:t>
-      </w:r>
-      <w:proofErr w:type="spellEnd"/>
-      <w:r>
-        <w:t>(</w:t>
-      </w:r>
-      <w:proofErr w:type="gramEnd"/>
-      <w:r>
-        <w:t>"fork not successfully");</w:t>
-      </w:r>
-    </w:p>
-    <w:p>
-      <w:r>
-        <w:t>else if(</w:t>
-      </w:r>
-      <w:proofErr w:type="spellStart"/>
-      <w:r>
-        <w:t>pid</w:t>
-      </w:r>
-      <w:proofErr w:type="spellEnd"/>
-      <w:r>
-        <w:t>==</w:t>
-      </w:r>
-      <w:proofErr w:type="gramStart"/>
-      <w:r>
-        <w:t>0){</w:t>
-      </w:r>
-      <w:proofErr w:type="gramEnd"/>
-    </w:p>
-    <w:p>
-      <w:proofErr w:type="spellStart"/>
-      <w:proofErr w:type="gramStart"/>
-      <w:r>
-        <w:t>printf</w:t>
-      </w:r>
-      <w:proofErr w:type="spellEnd"/>
-      <w:r>
-        <w:t>(</w:t>
-      </w:r>
-      <w:proofErr w:type="gramEnd"/>
-      <w:r>
-        <w:t>"child process\n");</w:t>
-      </w:r>
-    </w:p>
-    <w:p>
-      <w:proofErr w:type="spellStart"/>
-      <w:proofErr w:type="gramStart"/>
-      <w:r>
-        <w:t>printf</w:t>
-      </w:r>
-      <w:proofErr w:type="spellEnd"/>
-      <w:r>
-        <w:t>(</w:t>
-      </w:r>
-      <w:proofErr w:type="gramEnd"/>
-      <w:r>
-        <w:t>"the process id is %d\n</w:t>
-      </w:r>
-      <w:proofErr w:type="gramStart"/>
-      <w:r>
-        <w:t>",</w:t>
-      </w:r>
-      <w:proofErr w:type="spellStart"/>
-      <w:r>
-        <w:t>getpid</w:t>
-      </w:r>
-      <w:proofErr w:type="spellEnd"/>
-      <w:proofErr w:type="gramEnd"/>
-      <w:r>
-        <w:t>());</w:t>
-      </w:r>
-    </w:p>
-    <w:p>
-      <w:proofErr w:type="spellStart"/>
-      <w:proofErr w:type="gramStart"/>
-      <w:r>
-        <w:t>printf</w:t>
-      </w:r>
-      <w:proofErr w:type="spellEnd"/>
-      <w:r>
-        <w:t>(</w:t>
-      </w:r>
-      <w:proofErr w:type="gramEnd"/>
-      <w:r>
-        <w:t>"the child process id is %d\n</w:t>
-      </w:r>
-      <w:proofErr w:type="gramStart"/>
-      <w:r>
-        <w:t>",</w:t>
-      </w:r>
-      <w:proofErr w:type="spellStart"/>
-      <w:r>
-        <w:t>getppid</w:t>
-      </w:r>
-      <w:proofErr w:type="spellEnd"/>
-      <w:proofErr w:type="gramEnd"/>
-      <w:r>
-        <w:t>());</w:t>
+        <w:t>if(pid&lt;0)</w:t>
+      </w:r>
+    </w:p>
+    <w:p>
+      <w:r>
+        <w:t>printf("fork not successfully");</w:t>
+      </w:r>
+    </w:p>
+    <w:p>
+      <w:r>
+        <w:t>else if(pid==0){</w:t>
+      </w:r>
+    </w:p>
+    <w:p>
+      <w:r>
+        <w:t>printf("child process\n");</w:t>
+      </w:r>
+    </w:p>
+    <w:p>
+      <w:r>
+        <w:t>printf("the process id is %d\n",getpid());</w:t>
+      </w:r>
+    </w:p>
+    <w:p>
+      <w:r>
+        <w:t>printf("the child process id is %d\n",getppid());</w:t>
       </w:r>
     </w:p>
     <w:p>
@@ -345,90 +221,24 @@
       </w:r>
     </w:p>
     <w:p>
-      <w:proofErr w:type="gramStart"/>
       <w:r>
         <w:t>else{</w:t>
       </w:r>
-      <w:proofErr w:type="gramEnd"/>
-    </w:p>
-    <w:p>
-      <w:proofErr w:type="spellStart"/>
-      <w:proofErr w:type="gramStart"/>
-      <w:r>
-        <w:t>printf</w:t>
-      </w:r>
-      <w:proofErr w:type="spellEnd"/>
-      <w:r>
-        <w:t>(</w:t>
-      </w:r>
-      <w:proofErr w:type="gramEnd"/>
-      <w:r>
-        <w:t>"parent process\n");</w:t>
-      </w:r>
-    </w:p>
-    <w:p>
-      <w:proofErr w:type="spellStart"/>
-      <w:proofErr w:type="gramStart"/>
-      <w:r>
-        <w:t>printf</w:t>
-      </w:r>
-      <w:proofErr w:type="spellEnd"/>
-      <w:r>
-        <w:t>(</w:t>
-      </w:r>
-      <w:proofErr w:type="gramEnd"/>
-      <w:r>
-        <w:t>"the process id is %d\n</w:t>
-      </w:r>
-      <w:proofErr w:type="gramStart"/>
-      <w:r>
-        <w:t>",</w:t>
-      </w:r>
-      <w:proofErr w:type="spellStart"/>
-      <w:r>
-        <w:t>getpid</w:t>
-      </w:r>
-      <w:proofErr w:type="spellEnd"/>
-      <w:proofErr w:type="gramEnd"/>
-      <w:r>
-        <w:t>());</w:t>
-      </w:r>
-    </w:p>
-    <w:p>
-      <w:proofErr w:type="spellStart"/>
-      <w:proofErr w:type="gramStart"/>
+    </w:p>
+    <w:p>
+      <w:r>
+        <w:t>printf("parent process\n");</w:t>
+      </w:r>
+    </w:p>
+    <w:p>
+      <w:r>
+        <w:t>printf("the process id is %d\n",getpid());</w:t>
+      </w:r>
+    </w:p>
+    <w:p>
       <w:r>
         <w:lastRenderedPageBreak/>
-        <w:t>printf</w:t>
-      </w:r>
-      <w:proofErr w:type="spellEnd"/>
-      <w:r>
-        <w:t>(</w:t>
-      </w:r>
-      <w:proofErr w:type="gramEnd"/>
-      <w:r>
-        <w:t xml:space="preserve">"the parent </w:t>
-      </w:r>
-      <w:proofErr w:type="spellStart"/>
-      <w:r>
-        <w:t>procedd</w:t>
-      </w:r>
-      <w:proofErr w:type="spellEnd"/>
-      <w:r>
-        <w:t xml:space="preserve"> id %d\n</w:t>
-      </w:r>
-      <w:proofErr w:type="gramStart"/>
-      <w:r>
-        <w:t>",</w:t>
-      </w:r>
-      <w:proofErr w:type="spellStart"/>
-      <w:r>
-        <w:t>getppid</w:t>
-      </w:r>
-      <w:proofErr w:type="spellEnd"/>
-      <w:proofErr w:type="gramEnd"/>
-      <w:r>
-        <w:t>());</w:t>
+        <w:t>printf("the parent procedd id %d\n",getppid());</w:t>
       </w:r>
     </w:p>
     <w:p>
@@ -443,6 +253,9 @@
     </w:p>
     <w:p>
       <w:r>
+        <w:rPr>
+          <w:noProof/>
+        </w:rPr>
         <w:drawing>
           <wp:inline distT="0" distB="0" distL="0" distR="0" wp14:anchorId="4DB87580" wp14:editId="1379D131">
             <wp:extent cx="5731510" cy="687705"/>
@@ -493,57 +306,13 @@
           <w:b/>
           <w:bCs/>
         </w:rPr>
-        <w:t>&gt;</w:t>
-      </w:r>
-      <w:r>
-        <w:rPr>
-          <w:b/>
-          <w:bCs/>
-        </w:rPr>
-        <w:t xml:space="preserve">Design an experiment to observe process state transitions (Ready, Running, Waiting, Terminated) using Linux monitoring tools such as </w:t>
-      </w:r>
-      <w:proofErr w:type="spellStart"/>
-      <w:r>
-        <w:rPr>
-          <w:b/>
-          <w:bCs/>
-        </w:rPr>
-        <w:t>ps</w:t>
-      </w:r>
-      <w:proofErr w:type="spellEnd"/>
-      <w:r>
-        <w:rPr>
-          <w:b/>
-          <w:bCs/>
-        </w:rPr>
-        <w:t>, top, and /proc. Document the observations</w:t>
+        <w:t>&gt;Design an experiment to observe process state transitions (Ready, Running, Waiting, Terminated) using Linux monitoring tools such as ps, top, and /proc. Document the observations</w:t>
       </w:r>
     </w:p>
     <w:p/>
     <w:p>
       <w:r>
-        <w:t xml:space="preserve">The </w:t>
-      </w:r>
-      <w:proofErr w:type="gramStart"/>
-      <w:r>
-        <w:t>fork(</w:t>
-      </w:r>
-      <w:proofErr w:type="gramEnd"/>
-      <w:r>
-        <w:t xml:space="preserve">) system call creates a new child process from the parent process. The child process has a unique PID, while </w:t>
-      </w:r>
-      <w:proofErr w:type="spellStart"/>
-      <w:proofErr w:type="gramStart"/>
-      <w:r>
-        <w:t>getppid</w:t>
-      </w:r>
-      <w:proofErr w:type="spellEnd"/>
-      <w:r>
-        <w:t>(</w:t>
-      </w:r>
-      <w:proofErr w:type="gramEnd"/>
-      <w:r>
-        <w:t>) displays the PID of its parent process.</w:t>
+        <w:t>The fork() system call creates a new child process from the parent process. The child process has a unique PID, while getppid() displays the PID of its parent process.</w:t>
       </w:r>
     </w:p>
     <w:p>
@@ -554,15 +323,7 @@
         </w:numPr>
       </w:pPr>
       <w:r>
-        <w:t xml:space="preserve">When </w:t>
-      </w:r>
-      <w:proofErr w:type="spellStart"/>
-      <w:r>
-        <w:t>pid</w:t>
-      </w:r>
-      <w:proofErr w:type="spellEnd"/>
-      <w:r>
-        <w:t xml:space="preserve"> == 0, the child process executes and displays its PID and parent's PID. </w:t>
+        <w:t xml:space="preserve">When pid == 0, the child process executes and displays its PID and parent's PID. </w:t>
       </w:r>
     </w:p>
     <w:p>
@@ -573,15 +334,7 @@
         </w:numPr>
       </w:pPr>
       <w:r>
-        <w:t xml:space="preserve">When </w:t>
-      </w:r>
-      <w:proofErr w:type="spellStart"/>
-      <w:r>
-        <w:t>pid</w:t>
-      </w:r>
-      <w:proofErr w:type="spellEnd"/>
-      <w:r>
-        <w:t xml:space="preserve"> &gt; 0, the parent process executes and displays its own PID and its parent process's PID. </w:t>
+        <w:t xml:space="preserve">When pid &gt; 0, the parent process executes and displays its own PID and its parent process's PID. </w:t>
       </w:r>
     </w:p>
     <w:p>
@@ -592,15 +345,7 @@
         </w:numPr>
       </w:pPr>
       <w:r>
-        <w:t xml:space="preserve">Both parent and child execute independently after </w:t>
-      </w:r>
-      <w:proofErr w:type="gramStart"/>
-      <w:r>
-        <w:t>fork(</w:t>
-      </w:r>
-      <w:proofErr w:type="gramEnd"/>
-      <w:r>
-        <w:t xml:space="preserve">). </w:t>
+        <w:t xml:space="preserve">Both parent and child execute independently after fork(). </w:t>
       </w:r>
     </w:p>
     <w:p>
@@ -622,23 +367,7 @@
         </w:numPr>
       </w:pPr>
       <w:r>
-        <w:t xml:space="preserve">If </w:t>
-      </w:r>
-      <w:proofErr w:type="gramStart"/>
-      <w:r>
-        <w:t>fork(</w:t>
-      </w:r>
-      <w:proofErr w:type="gramEnd"/>
-      <w:r>
-        <w:t xml:space="preserve">) fails, </w:t>
-      </w:r>
-      <w:proofErr w:type="spellStart"/>
-      <w:r>
-        <w:t>pid</w:t>
-      </w:r>
-      <w:proofErr w:type="spellEnd"/>
-      <w:r>
-        <w:t xml:space="preserve"> &lt; 0 and the program displays "fork not successfully".</w:t>
+        <w:t>If fork() fails, pid &lt; 0 and the program displays "fork not successfully".</w:t>
       </w:r>
     </w:p>
     <w:p/>
@@ -1536,6 +1265,7 @@
   <w:style w:type="character" w:default="1" w:styleId="DefaultParagraphFont">
     <w:name w:val="Default Paragraph Font"/>
     <w:uiPriority w:val="1"/>
+    <w:semiHidden/>
     <w:unhideWhenUsed/>
   </w:style>
   <w:style w:type="table" w:default="1" w:styleId="TableNormal">
